--- a/src/Assets/Resume.docx
+++ b/src/Assets/Resume.docx
@@ -1,6 +1,6 @@
 
 <file path=word/document.xml><?xml version="1.0" encoding="utf-8"?>
-<w:document xmlns:wpc="http://schemas.microsoft.com/office/word/2010/wordprocessingCanvas" xmlns:cx="http://schemas.microsoft.com/office/drawing/2014/chartex" xmlns:cx1="http://schemas.microsoft.com/office/drawing/2015/9/8/chartex" xmlns:cx2="http://schemas.microsoft.com/office/drawing/2015/10/21/chartex" xmlns:cx3="http://schemas.microsoft.com/office/drawing/2016/5/9/chartex" xmlns:cx4="http://schemas.microsoft.com/office/drawing/2016/5/10/chartex" xmlns:cx5="http://schemas.microsoft.com/office/drawing/2016/5/11/chartex" xmlns:cx6="http://schemas.microsoft.com/office/drawing/2016/5/12/chartex" xmlns:cx7="http://schemas.microsoft.com/office/drawing/2016/5/13/chartex" xmlns:cx8="http://schemas.microsoft.com/office/drawing/2016/5/14/chartex" xmlns:mc="http://schemas.openxmlformats.org/markup-compatibility/2006" xmlns:aink="http://schemas.microsoft.com/office/drawing/2016/ink" xmlns:am3d="http://schemas.microsoft.com/office/drawing/2017/model3d" xmlns:o="urn:schemas-microsoft-com:office:office" xmlns:r="http://schemas.openxmlformats.org/officeDocument/2006/relationships" xmlns:m="http://schemas.openxmlformats.org/officeDocument/2006/math" xmlns:v="urn:schemas-microsoft-com:vml" xmlns:wp14="http://schemas.microsoft.com/office/word/2010/wordprocessingDrawing" xmlns:wp="http://schemas.openxmlformats.org/drawingml/2006/wordprocessingDrawing" xmlns:w10="urn:schemas-microsoft-com:office:word" xmlns:w="http://schemas.openxmlformats.org/wordprocessingml/2006/main" xmlns:w14="http://schemas.microsoft.com/office/word/2010/wordml" xmlns:w15="http://schemas.microsoft.com/office/word/2012/wordml" xmlns:w16cex="http://schemas.microsoft.com/office/word/2018/wordml/cex" xmlns:w16cid="http://schemas.microsoft.com/office/word/2016/wordml/cid" xmlns:w16="http://schemas.microsoft.com/office/word/2018/wordml" xmlns:w16se="http://schemas.microsoft.com/office/word/2015/wordml/symex" xmlns:wpg="http://schemas.microsoft.com/office/word/2010/wordprocessingGroup" xmlns:wpi="http://schemas.microsoft.com/office/word/2010/wordprocessingInk" xmlns:wne="http://schemas.microsoft.com/office/word/2006/wordml" xmlns:wps="http://schemas.microsoft.com/office/word/2010/wordprocessingShape" mc:Ignorable="w14 w15 w16se w16cid w16 w16cex wp14">
+<w:document xmlns:wpc="http://schemas.microsoft.com/office/word/2010/wordprocessingCanvas" xmlns:cx="http://schemas.microsoft.com/office/drawing/2014/chartex" xmlns:cx1="http://schemas.microsoft.com/office/drawing/2015/9/8/chartex" xmlns:cx2="http://schemas.microsoft.com/office/drawing/2015/10/21/chartex" xmlns:cx3="http://schemas.microsoft.com/office/drawing/2016/5/9/chartex" xmlns:cx4="http://schemas.microsoft.com/office/drawing/2016/5/10/chartex" xmlns:cx5="http://schemas.microsoft.com/office/drawing/2016/5/11/chartex" xmlns:cx6="http://schemas.microsoft.com/office/drawing/2016/5/12/chartex" xmlns:cx7="http://schemas.microsoft.com/office/drawing/2016/5/13/chartex" xmlns:cx8="http://schemas.microsoft.com/office/drawing/2016/5/14/chartex" xmlns:mc="http://schemas.openxmlformats.org/markup-compatibility/2006" xmlns:aink="http://schemas.microsoft.com/office/drawing/2016/ink" xmlns:am3d="http://schemas.microsoft.com/office/drawing/2017/model3d" xmlns:o="urn:schemas-microsoft-com:office:office" xmlns:r="http://schemas.openxmlformats.org/officeDocument/2006/relationships" xmlns:m="http://schemas.openxmlformats.org/officeDocument/2006/math" xmlns:v="urn:schemas-microsoft-com:vml" xmlns:wp14="http://schemas.microsoft.com/office/word/2010/wordprocessingDrawing" xmlns:wp="http://schemas.openxmlformats.org/drawingml/2006/wordprocessingDrawing" xmlns:w10="urn:schemas-microsoft-com:office:word" xmlns:w="http://schemas.openxmlformats.org/wordprocessingml/2006/main" xmlns:w14="http://schemas.microsoft.com/office/word/2010/wordml" xmlns:w15="http://schemas.microsoft.com/office/word/2012/wordml" xmlns:w16cex="http://schemas.microsoft.com/office/word/2018/wordml/cex" xmlns:w16cid="http://schemas.microsoft.com/office/word/2016/wordml/cid" xmlns:w16="http://schemas.microsoft.com/office/word/2018/wordml" xmlns:w16sdtdh="http://schemas.microsoft.com/office/word/2020/wordml/sdtdatahash" xmlns:w16se="http://schemas.microsoft.com/office/word/2015/wordml/symex" xmlns:wpg="http://schemas.microsoft.com/office/word/2010/wordprocessingGroup" xmlns:wpi="http://schemas.microsoft.com/office/word/2010/wordprocessingInk" xmlns:wne="http://schemas.microsoft.com/office/word/2006/wordml" xmlns:wps="http://schemas.microsoft.com/office/word/2010/wordprocessingShape" mc:Ignorable="w14 w15 w16se w16cid w16 w16cex w16sdtdh wp14">
   <w:body>
     <w:p>
       <w:pPr>
@@ -172,31 +172,37 @@
         <w:t>A self-motivated, creative, and ambitious IT professional</w:t>
       </w:r>
       <w:r>
-        <w:t xml:space="preserve"> seeks for co-op or fulltime position </w:t>
-      </w:r>
-      <w:r>
-        <w:t>for Software Developer in Dematic</w:t>
-      </w:r>
-      <w:r>
-        <w:t xml:space="preserve"> </w:t>
-      </w:r>
-      <w:r>
-        <w:t>to make a direct impact on the company’s business. Bringing two years of web</w:t>
-      </w:r>
-      <w:r>
-        <w:t xml:space="preserve"> </w:t>
-      </w:r>
-      <w:r>
-        <w:t xml:space="preserve">development experience and knowledge of </w:t>
-      </w:r>
-      <w:r>
-        <w:t xml:space="preserve">C#, SQL server </w:t>
-      </w:r>
-      <w:r>
-        <w:t xml:space="preserve">and </w:t>
-      </w:r>
-      <w:r>
-        <w:t>.NET.</w:t>
+        <w:t xml:space="preserve"> seeks fulltime position </w:t>
+      </w:r>
+      <w:r>
+        <w:t xml:space="preserve">for </w:t>
+      </w:r>
+      <w:r>
+        <w:t xml:space="preserve">Full Stack Developer </w:t>
+      </w:r>
+      <w:r>
+        <w:t xml:space="preserve">make a direct impact on the company’s </w:t>
+      </w:r>
+      <w:r>
+        <w:t>business to apply advanced analytical and coding skills, proficient with JavaScript Technologies such as JavaScript, Node.js, React.js,</w:t>
+      </w:r>
+      <w:r>
+        <w:t xml:space="preserve"> Rest APIs, JSON, AJAX,</w:t>
+      </w:r>
+      <w:r>
+        <w:t xml:space="preserve"> SQL and NoSQL databases. </w:t>
+      </w:r>
+      <w:r>
+        <w:t xml:space="preserve"> Bringing two </w:t>
+      </w:r>
+      <w:r>
+        <w:t>y</w:t>
+      </w:r>
+      <w:r>
+        <w:t>ears’ experience</w:t>
+      </w:r>
+      <w:r>
+        <w:t xml:space="preserve"> of building interactive web applications and strong communication skills.</w:t>
       </w:r>
     </w:p>
     <w:p>
@@ -278,7 +284,19 @@
         <w:spacing w:after="0"/>
       </w:pPr>
       <w:r>
-        <w:t>Worked in Agile Methodology having biweekly sprints and attended daily scrum calls with onshore and off shore team.</w:t>
+        <w:t>Actively involved in defining the requirements for the application, prepared functional specifications and actively involved in the database design for the module.</w:t>
+      </w:r>
+    </w:p>
+    <w:p>
+      <w:pPr>
+        <w:pStyle w:val="ListParagraph"/>
+        <w:numPr>
+          <w:ilvl w:val="0"/>
+          <w:numId w:val="35"/>
+        </w:numPr>
+      </w:pPr>
+      <w:r>
+        <w:t>Experience in all phases of Software Development Life Cycle (SDLC) including Analysis, Design, Development, Documentation, Testing, Deployment, Version Control and production support.</w:t>
       </w:r>
     </w:p>
     <w:p>
@@ -289,34 +307,39 @@
           <w:numId w:val="35"/>
         </w:numPr>
         <w:spacing w:after="0"/>
-      </w:pPr>
-      <w:r>
-        <w:rPr>
-          <w:rFonts w:eastAsia="Times New Roman" w:cstheme="minorHAnsi"/>
+        <w:rPr>
+          <w:rFonts w:cstheme="minorHAnsi"/>
           <w:lang w:val="en-CA" w:eastAsia="en-CA"/>
         </w:rPr>
-        <w:t xml:space="preserve">Experience with MVC </w:t>
-      </w:r>
-      <w:r>
-        <w:rPr>
-          <w:rFonts w:eastAsia="Times New Roman" w:cstheme="minorHAnsi"/>
+      </w:pPr>
+      <w:r>
+        <w:t>Experience in Front end technologies like React, React Native, React Router</w:t>
+      </w:r>
+      <w:r>
+        <w:rPr>
+          <w:rFonts w:cstheme="minorHAnsi"/>
           <w:lang w:val="en-CA" w:eastAsia="en-CA"/>
         </w:rPr>
-        <w:t>pattern and r</w:t>
-      </w:r>
-      <w:r>
-        <w:rPr>
-          <w:rFonts w:eastAsia="Times New Roman" w:cstheme="minorHAnsi"/>
-          <w:lang w:val="en-CA" w:eastAsia="en-CA"/>
-        </w:rPr>
-        <w:t>esponsible for developing the partner Homepages using HTML5, CSS3, JavaScript</w:t>
-      </w:r>
-      <w:r>
-        <w:rPr>
-          <w:rFonts w:eastAsia="Times New Roman" w:cstheme="minorHAnsi"/>
-          <w:lang w:val="en-CA" w:eastAsia="en-CA"/>
-        </w:rPr>
-        <w:t>.</w:t>
+        <w:t xml:space="preserve">, React Hooks.  </w:t>
+      </w:r>
+    </w:p>
+    <w:p>
+      <w:pPr>
+        <w:pStyle w:val="ListParagraph"/>
+        <w:numPr>
+          <w:ilvl w:val="0"/>
+          <w:numId w:val="35"/>
+        </w:numPr>
+        <w:spacing w:after="0" w:line="240" w:lineRule="auto"/>
+      </w:pPr>
+      <w:r>
+        <w:t xml:space="preserve">Strong experience on working with CSS </w:t>
+      </w:r>
+      <w:r>
+        <w:t>Flex box</w:t>
+      </w:r>
+      <w:r>
+        <w:t>, CSS Layouts, CSS Positioning, CSS Animations, CSS Text, CSS Borders, CSS Margin, CSS Padding, CSS Table and Pseudo Classes.</w:t>
       </w:r>
     </w:p>
     <w:p>
@@ -454,7 +477,13 @@
         </w:rPr>
       </w:pPr>
       <w:r>
-        <w:t>Ability to work independently and in a team environment and learn new technologies and programming language in a short duration.</w:t>
+        <w:t xml:space="preserve">Operating Systems: Windows, </w:t>
+      </w:r>
+      <w:r>
+        <w:t>M</w:t>
+      </w:r>
+      <w:r>
+        <w:t>acOS, Linux, Kali Linux, Ubuntu</w:t>
       </w:r>
     </w:p>
     <w:p>
@@ -471,13 +500,7 @@
         </w:rPr>
       </w:pPr>
       <w:r>
-        <w:t xml:space="preserve">Operating Systems: Windows, </w:t>
-      </w:r>
-      <w:r>
-        <w:t>M</w:t>
-      </w:r>
-      <w:r>
-        <w:t>acOS, Linux, Kali Linux, Ubuntu</w:t>
+        <w:t>IDEs/software: Selenium, Eclipse, NetBeans, phpMyAdmin, MySQL Workbench, Microsoft Visio, MS office suite, VMware, XCode, JIRA, Jenkins, Apache SVN, Tomcat, Visual Studio Code, and Visual Studio 2019.2</w:t>
       </w:r>
     </w:p>
     <w:p>
@@ -494,24 +517,439 @@
         </w:rPr>
       </w:pPr>
       <w:r>
-        <w:t>IDEs/software: Selenium, Eclipse, NetBeans, phpMyAdmin, MySQL Workbench, Microsoft Visio, MS office suite, VMware, XCode, JIRA, Jenkins, Apache SVN, Tomcat, Visual Studio Code, and Visual Studio 2019.2</w:t>
-      </w:r>
+        <w:t>Fluent in English, Punjabi and Hindi.</w:t>
+      </w:r>
+    </w:p>
+    <w:p/>
+    <w:tbl>
+      <w:tblPr>
+        <w:tblStyle w:val="TableGrid"/>
+        <w:tblpPr w:leftFromText="180" w:rightFromText="180" w:vertAnchor="text" w:horzAnchor="margin" w:tblpY="92"/>
+        <w:tblW w:w="0" w:type="auto"/>
+        <w:tblLook w:val="04A0" w:firstRow="1" w:lastRow="0" w:firstColumn="1" w:lastColumn="0" w:noHBand="0" w:noVBand="1"/>
+      </w:tblPr>
+      <w:tblGrid>
+        <w:gridCol w:w="10459"/>
+      </w:tblGrid>
+      <w:tr>
+        <w:tc>
+          <w:tcPr>
+            <w:tcW w:w="10459" w:type="dxa"/>
+          </w:tcPr>
+          <w:p>
+            <w:pPr>
+              <w:rPr>
+                <w:b/>
+              </w:rPr>
+            </w:pPr>
+            <w:r>
+              <w:rPr>
+                <w:b/>
+              </w:rPr>
+              <w:t>Professional Experience</w:t>
+            </w:r>
+          </w:p>
+        </w:tc>
+      </w:tr>
+    </w:tbl>
+    <w:p>
+      <w:pPr>
+        <w:spacing w:after="0" w:line="240" w:lineRule="auto"/>
+        <w:rPr>
+          <w:b/>
+          <w:bCs/>
+        </w:rPr>
+      </w:pPr>
     </w:p>
     <w:p>
       <w:pPr>
+        <w:spacing w:after="0" w:line="240" w:lineRule="auto"/>
+        <w:rPr>
+          <w:b/>
+          <w:bCs/>
+        </w:rPr>
+      </w:pPr>
+      <w:r>
+        <w:rPr>
+          <w:b/>
+          <w:bCs/>
+        </w:rPr>
+        <w:t>Research Assistant – Software Developer</w:t>
+      </w:r>
+      <w:r>
+        <w:rPr>
+          <w:b/>
+          <w:bCs/>
+        </w:rPr>
+        <w:t xml:space="preserve">         </w:t>
+      </w:r>
+      <w:r>
+        <w:rPr>
+          <w:b/>
+          <w:bCs/>
+        </w:rPr>
+        <w:tab/>
+      </w:r>
+      <w:r>
+        <w:rPr>
+          <w:b/>
+          <w:bCs/>
+        </w:rPr>
+        <w:tab/>
+      </w:r>
+      <w:r>
+        <w:rPr>
+          <w:b/>
+          <w:bCs/>
+        </w:rPr>
+        <w:tab/>
+      </w:r>
+      <w:r>
+        <w:rPr>
+          <w:b/>
+          <w:bCs/>
+        </w:rPr>
+        <w:tab/>
+      </w:r>
+      <w:r>
+        <w:rPr>
+          <w:b/>
+          <w:bCs/>
+        </w:rPr>
+        <w:tab/>
+      </w:r>
+      <w:r>
+        <w:rPr>
+          <w:b/>
+          <w:bCs/>
+        </w:rPr>
+        <w:tab/>
+        <w:t xml:space="preserve">               </w:t>
+      </w:r>
+      <w:r>
+        <w:t xml:space="preserve">May </w:t>
+      </w:r>
+      <w:r>
+        <w:t>20</w:t>
+      </w:r>
+      <w:r>
+        <w:t>21</w:t>
+      </w:r>
+      <w:r>
+        <w:t xml:space="preserve"> - Present</w:t>
+      </w:r>
+    </w:p>
+    <w:p>
+      <w:pPr>
+        <w:spacing w:after="0" w:line="240" w:lineRule="auto"/>
+      </w:pPr>
+      <w:r>
+        <w:t>Conestoga College, Kitchener, Ontario</w:t>
+      </w:r>
+    </w:p>
+    <w:p>
+      <w:pPr>
+        <w:pStyle w:val="ListParagraph"/>
         <w:numPr>
           <w:ilvl w:val="0"/>
-          <w:numId w:val="35"/>
+          <w:numId w:val="37"/>
         </w:numPr>
-        <w:shd w:val="clear" w:color="auto" w:fill="FFFFFF"/>
-        <w:spacing w:before="100" w:beforeAutospacing="1" w:after="0" w:line="240" w:lineRule="auto"/>
-        <w:rPr>
-          <w:rFonts w:eastAsia="Times New Roman" w:cstheme="minorHAnsi"/>
-          <w:lang w:val="en-CA" w:eastAsia="en-CA"/>
-        </w:rPr>
-      </w:pPr>
-      <w:r>
-        <w:t>Fluent in English, Punjabi and Hindi.</w:t>
+      </w:pPr>
+      <w:r>
+        <w:t>Developed</w:t>
+      </w:r>
+      <w:r>
+        <w:t> a full stack responsive web application </w:t>
+      </w:r>
+      <w:r>
+        <w:t xml:space="preserve">using React, Node.js and MongoDB </w:t>
+      </w:r>
+      <w:r>
+        <w:t>with multi-tenant architecture for users to view real-time and historical data of sensors via API. </w:t>
+      </w:r>
+    </w:p>
+    <w:p>
+      <w:pPr>
+        <w:pStyle w:val="ListParagraph"/>
+        <w:numPr>
+          <w:ilvl w:val="0"/>
+          <w:numId w:val="37"/>
+        </w:numPr>
+      </w:pPr>
+      <w:r>
+        <w:t xml:space="preserve">Actively contributed to understanding user stories and translating to application development framework </w:t>
+      </w:r>
+      <w:r>
+        <w:t xml:space="preserve">and </w:t>
+      </w:r>
+      <w:r>
+        <w:t>improving User Experience.  </w:t>
+      </w:r>
+    </w:p>
+    <w:p>
+      <w:pPr>
+        <w:pStyle w:val="ListParagraph"/>
+        <w:numPr>
+          <w:ilvl w:val="0"/>
+          <w:numId w:val="37"/>
+        </w:numPr>
+      </w:pPr>
+      <w:r>
+        <w:t>Acted as the Project coordinator and collaborated with client and other stakeholders.</w:t>
+      </w:r>
+    </w:p>
+    <w:p>
+      <w:pPr>
+        <w:pStyle w:val="ListParagraph"/>
+        <w:numPr>
+          <w:ilvl w:val="0"/>
+          <w:numId w:val="37"/>
+        </w:numPr>
+      </w:pPr>
+      <w:r>
+        <w:t>Worked with BeagleBoard to design a system that can collect data from the field.</w:t>
+      </w:r>
+    </w:p>
+    <w:p>
+      <w:pPr>
+        <w:pStyle w:val="ListParagraph"/>
+      </w:pPr>
+    </w:p>
+    <w:p>
+      <w:pPr>
+        <w:spacing w:after="0" w:line="240" w:lineRule="auto"/>
+      </w:pPr>
+      <w:r>
+        <w:rPr>
+          <w:b/>
+          <w:bCs/>
+        </w:rPr>
+        <w:t>Customer Fulfillment Associate- Ecommerce</w:t>
+      </w:r>
+      <w:r>
+        <w:rPr>
+          <w:b/>
+          <w:bCs/>
+        </w:rPr>
+        <w:t xml:space="preserve"> </w:t>
+      </w:r>
+      <w:r>
+        <w:rPr>
+          <w:b/>
+          <w:bCs/>
+        </w:rPr>
+        <w:tab/>
+      </w:r>
+      <w:r>
+        <w:rPr>
+          <w:b/>
+          <w:bCs/>
+        </w:rPr>
+        <w:tab/>
+      </w:r>
+      <w:r>
+        <w:rPr>
+          <w:b/>
+          <w:bCs/>
+        </w:rPr>
+        <w:tab/>
+      </w:r>
+      <w:r>
+        <w:rPr>
+          <w:b/>
+          <w:bCs/>
+        </w:rPr>
+        <w:tab/>
+      </w:r>
+      <w:r>
+        <w:rPr>
+          <w:b/>
+          <w:bCs/>
+        </w:rPr>
+        <w:tab/>
+      </w:r>
+      <w:r>
+        <w:rPr>
+          <w:b/>
+          <w:bCs/>
+        </w:rPr>
+        <w:tab/>
+        <w:t xml:space="preserve">         </w:t>
+      </w:r>
+      <w:r>
+        <w:t>October 2019 - Present</w:t>
+      </w:r>
+      <w:r>
+        <w:rPr>
+          <w:b/>
+          <w:bCs/>
+        </w:rPr>
+        <w:t xml:space="preserve"> </w:t>
+      </w:r>
+      <w:r>
+        <w:t>Walmart, London, Ontario</w:t>
+      </w:r>
+    </w:p>
+    <w:p>
+      <w:pPr>
+        <w:pStyle w:val="ListParagraph"/>
+        <w:numPr>
+          <w:ilvl w:val="0"/>
+          <w:numId w:val="4"/>
+        </w:numPr>
+        <w:spacing w:after="0" w:line="240" w:lineRule="auto"/>
+        <w:rPr>
+          <w:b/>
+          <w:bCs/>
+        </w:rPr>
+      </w:pPr>
+      <w:r>
+        <w:t>Demonstrating flexibility in completing and adjusting to work assignments based on customer requests and meeting daily delivery schedules.</w:t>
+      </w:r>
+    </w:p>
+    <w:p>
+      <w:pPr>
+        <w:pStyle w:val="ListParagraph"/>
+        <w:numPr>
+          <w:ilvl w:val="0"/>
+          <w:numId w:val="4"/>
+        </w:numPr>
+        <w:spacing w:after="0" w:line="240" w:lineRule="auto"/>
+        <w:rPr>
+          <w:b/>
+          <w:bCs/>
+        </w:rPr>
+      </w:pPr>
+      <w:r>
+        <w:t>Correctly documenting and labeling all orders correctly through interpretation and understanding documents including pick slips, packaging details, labels, etc.</w:t>
+      </w:r>
+    </w:p>
+    <w:p>
+      <w:pPr>
+        <w:pStyle w:val="ListParagraph"/>
+        <w:spacing w:after="0" w:line="240" w:lineRule="auto"/>
+        <w:rPr>
+          <w:b/>
+          <w:bCs/>
+        </w:rPr>
+      </w:pPr>
+    </w:p>
+    <w:p>
+      <w:pPr>
+        <w:spacing w:after="0" w:line="240" w:lineRule="auto"/>
+        <w:rPr>
+          <w:b/>
+        </w:rPr>
+      </w:pPr>
+      <w:r>
+        <w:rPr>
+          <w:b/>
+        </w:rPr>
+        <w:lastRenderedPageBreak/>
+        <w:t>Customer Service Associate - E-commerce</w:t>
+      </w:r>
+      <w:r>
+        <w:rPr>
+          <w:b/>
+        </w:rPr>
+        <w:tab/>
+      </w:r>
+      <w:r>
+        <w:rPr>
+          <w:b/>
+        </w:rPr>
+        <w:tab/>
+      </w:r>
+      <w:r>
+        <w:rPr>
+          <w:b/>
+        </w:rPr>
+        <w:tab/>
+      </w:r>
+      <w:r>
+        <w:rPr>
+          <w:b/>
+        </w:rPr>
+        <w:tab/>
+      </w:r>
+      <w:r>
+        <w:rPr>
+          <w:b/>
+        </w:rPr>
+        <w:tab/>
+      </w:r>
+      <w:r>
+        <w:rPr>
+          <w:b/>
+        </w:rPr>
+        <w:tab/>
+        <w:t xml:space="preserve">        </w:t>
+      </w:r>
+      <w:r>
+        <w:t>August 2017-</w:t>
+      </w:r>
+      <w:r>
+        <w:t xml:space="preserve"> </w:t>
+      </w:r>
+      <w:r>
+        <w:t>April</w:t>
+      </w:r>
+      <w:r>
+        <w:t xml:space="preserve"> </w:t>
+      </w:r>
+      <w:r>
+        <w:t>2018</w:t>
+      </w:r>
+      <w:r>
+        <w:t xml:space="preserve"> </w:t>
+      </w:r>
+      <w:r>
+        <w:t xml:space="preserve">Amazon Development </w:t>
+      </w:r>
+      <w:r>
+        <w:t>C</w:t>
+      </w:r>
+      <w:r>
+        <w:t xml:space="preserve">enter, Noida, India </w:t>
+      </w:r>
+    </w:p>
+    <w:p>
+      <w:pPr>
+        <w:pStyle w:val="ListParagraph"/>
+        <w:numPr>
+          <w:ilvl w:val="0"/>
+          <w:numId w:val="4"/>
+        </w:numPr>
+        <w:spacing w:after="0" w:line="240" w:lineRule="auto"/>
+      </w:pPr>
+      <w:r>
+        <w:t>Managed and worked with a team of professionals to maintain a positive and high-performance culture.</w:t>
+      </w:r>
+    </w:p>
+    <w:p>
+      <w:pPr>
+        <w:pStyle w:val="ListParagraph"/>
+        <w:numPr>
+          <w:ilvl w:val="0"/>
+          <w:numId w:val="4"/>
+        </w:numPr>
+        <w:spacing w:after="0" w:line="240" w:lineRule="auto"/>
+      </w:pPr>
+      <w:r>
+        <w:t>Worked with clients and customers from United States, United Kingdom, and India.</w:t>
+      </w:r>
+    </w:p>
+    <w:p>
+      <w:pPr>
+        <w:pStyle w:val="ListParagraph"/>
+        <w:numPr>
+          <w:ilvl w:val="0"/>
+          <w:numId w:val="4"/>
+        </w:numPr>
+        <w:spacing w:after="0" w:line="240" w:lineRule="auto"/>
+      </w:pPr>
+      <w:r>
+        <w:t>Awarded with numerous certificates such as Employee of the year, most efficient player for outstanding performance.</w:t>
       </w:r>
     </w:p>
     <w:p>
@@ -942,7 +1380,6 @@
         <w:rPr>
           <w:b/>
         </w:rPr>
-        <w:lastRenderedPageBreak/>
         <w:t>Bachelor of Science</w:t>
       </w:r>
       <w:r>
@@ -1028,551 +1465,6 @@
       </w:r>
       <w:r>
         <w:t>y</w:t>
-      </w:r>
-    </w:p>
-    <w:p>
-      <w:pPr>
-        <w:spacing w:after="0" w:line="240" w:lineRule="auto"/>
-      </w:pPr>
-    </w:p>
-    <w:p>
-      <w:pPr>
-        <w:spacing w:after="0" w:line="240" w:lineRule="auto"/>
-      </w:pPr>
-    </w:p>
-    <w:tbl>
-      <w:tblPr>
-        <w:tblStyle w:val="TableGrid"/>
-        <w:tblpPr w:leftFromText="180" w:rightFromText="180" w:vertAnchor="text" w:horzAnchor="margin" w:tblpY="92"/>
-        <w:tblW w:w="0" w:type="auto"/>
-        <w:tblLook w:val="04A0" w:firstRow="1" w:lastRow="0" w:firstColumn="1" w:lastColumn="0" w:noHBand="0" w:noVBand="1"/>
-      </w:tblPr>
-      <w:tblGrid>
-        <w:gridCol w:w="10459"/>
-      </w:tblGrid>
-      <w:tr>
-        <w:tc>
-          <w:tcPr>
-            <w:tcW w:w="10459" w:type="dxa"/>
-          </w:tcPr>
-          <w:p>
-            <w:pPr>
-              <w:rPr>
-                <w:b/>
-              </w:rPr>
-            </w:pPr>
-            <w:r>
-              <w:rPr>
-                <w:b/>
-              </w:rPr>
-              <w:t>Projects</w:t>
-            </w:r>
-          </w:p>
-        </w:tc>
-      </w:tr>
-    </w:tbl>
-    <w:p>
-      <w:pPr>
-        <w:spacing w:after="0" w:line="240" w:lineRule="auto"/>
-      </w:pPr>
-    </w:p>
-    <w:p>
-      <w:pPr>
-        <w:spacing w:after="0" w:line="240" w:lineRule="auto"/>
-        <w:rPr>
-          <w:b/>
-          <w:bCs/>
-        </w:rPr>
-      </w:pPr>
-      <w:r>
-        <w:rPr>
-          <w:b/>
-          <w:bCs/>
-        </w:rPr>
-        <w:t>Dev Connector</w:t>
-      </w:r>
-    </w:p>
-    <w:p>
-      <w:pPr>
-        <w:spacing w:after="0" w:line="240" w:lineRule="auto"/>
-      </w:pPr>
-      <w:r>
-        <w:t>Full Stack web application</w:t>
-      </w:r>
-    </w:p>
-    <w:p>
-      <w:pPr>
-        <w:pStyle w:val="ListParagraph"/>
-        <w:numPr>
-          <w:ilvl w:val="0"/>
-          <w:numId w:val="4"/>
-        </w:numPr>
-      </w:pPr>
-      <w:r>
-        <w:t>Small social network app for developers that includes authentication, profiles and forum posts</w:t>
-      </w:r>
-      <w:r>
-        <w:t>.</w:t>
-      </w:r>
-    </w:p>
-    <w:p>
-      <w:pPr>
-        <w:pStyle w:val="ListParagraph"/>
-        <w:numPr>
-          <w:ilvl w:val="0"/>
-          <w:numId w:val="4"/>
-        </w:numPr>
-      </w:pPr>
-      <w:r>
-        <w:t>Used: React, Express.js, MongoDB</w:t>
-      </w:r>
-    </w:p>
-    <w:p>
-      <w:pPr>
-        <w:spacing w:after="0" w:line="240" w:lineRule="auto"/>
-        <w:rPr>
-          <w:b/>
-          <w:bCs/>
-        </w:rPr>
-      </w:pPr>
-    </w:p>
-    <w:p>
-      <w:pPr>
-        <w:spacing w:after="0" w:line="240" w:lineRule="auto"/>
-        <w:rPr>
-          <w:b/>
-          <w:bCs/>
-        </w:rPr>
-      </w:pPr>
-      <w:r>
-        <w:rPr>
-          <w:b/>
-          <w:bCs/>
-        </w:rPr>
-        <w:t>Music Store</w:t>
-      </w:r>
-    </w:p>
-    <w:p>
-      <w:pPr>
-        <w:spacing w:after="0" w:line="240" w:lineRule="auto"/>
-      </w:pPr>
-      <w:r>
-        <w:t>Full-Stack web application</w:t>
-      </w:r>
-    </w:p>
-    <w:p>
-      <w:pPr>
-        <w:pStyle w:val="ListParagraph"/>
-        <w:numPr>
-          <w:ilvl w:val="0"/>
-          <w:numId w:val="36"/>
-        </w:numPr>
-      </w:pPr>
-      <w:r>
-        <w:t xml:space="preserve">Built a full stack </w:t>
-      </w:r>
-      <w:r>
-        <w:t>Music store that</w:t>
-      </w:r>
-      <w:r>
-        <w:t xml:space="preserve"> includes user authentication / validation across all the pages of the application to secure the contents from non-authenticated users</w:t>
-      </w:r>
-      <w:r>
-        <w:t>.</w:t>
-      </w:r>
-    </w:p>
-    <w:p>
-      <w:pPr>
-        <w:pStyle w:val="ListParagraph"/>
-        <w:numPr>
-          <w:ilvl w:val="0"/>
-          <w:numId w:val="36"/>
-        </w:numPr>
-      </w:pPr>
-      <w:r>
-        <w:t>Used: .NET, C#, MSSQL</w:t>
-      </w:r>
-    </w:p>
-    <w:p>
-      <w:pPr>
-        <w:pStyle w:val="ListParagraph"/>
-        <w:spacing w:after="0" w:line="240" w:lineRule="auto"/>
-      </w:pPr>
-    </w:p>
-    <w:p>
-      <w:pPr>
-        <w:spacing w:after="0"/>
-        <w:rPr>
-          <w:b/>
-          <w:bCs/>
-        </w:rPr>
-      </w:pPr>
-      <w:r>
-        <w:rPr>
-          <w:b/>
-          <w:bCs/>
-        </w:rPr>
-        <w:t>Augmenify</w:t>
-      </w:r>
-    </w:p>
-    <w:p>
-      <w:pPr>
-        <w:spacing w:after="0"/>
-      </w:pPr>
-      <w:r>
-        <w:t>Full-Stack web application</w:t>
-      </w:r>
-    </w:p>
-    <w:p>
-      <w:pPr>
-        <w:pStyle w:val="ListParagraph"/>
-        <w:numPr>
-          <w:ilvl w:val="0"/>
-          <w:numId w:val="4"/>
-        </w:numPr>
-      </w:pPr>
-      <w:r>
-        <w:t>Build and deploy Content Management System in a headless CMS environment to allow admin to create, edit, delete web pages.</w:t>
-      </w:r>
-    </w:p>
-    <w:p>
-      <w:pPr>
-        <w:pStyle w:val="ListParagraph"/>
-        <w:numPr>
-          <w:ilvl w:val="0"/>
-          <w:numId w:val="4"/>
-        </w:numPr>
-      </w:pPr>
-      <w:r>
-        <w:t>Enabled social media integration and implemented search engine optimizations and Google Analytics.</w:t>
-      </w:r>
-    </w:p>
-    <w:p>
-      <w:pPr>
-        <w:pStyle w:val="ListParagraph"/>
-        <w:numPr>
-          <w:ilvl w:val="0"/>
-          <w:numId w:val="4"/>
-        </w:numPr>
-      </w:pPr>
-      <w:r>
-        <w:t xml:space="preserve">Used: </w:t>
-      </w:r>
-      <w:proofErr w:type="spellStart"/>
-      <w:r>
-        <w:t>Strapi</w:t>
-      </w:r>
-      <w:proofErr w:type="spellEnd"/>
-      <w:r>
-        <w:t xml:space="preserve"> (</w:t>
-      </w:r>
-      <w:r>
-        <w:t>Headless CMS), React, MongoDB.</w:t>
-      </w:r>
-    </w:p>
-    <w:tbl>
-      <w:tblPr>
-        <w:tblStyle w:val="TableGrid"/>
-        <w:tblpPr w:leftFromText="180" w:rightFromText="180" w:vertAnchor="text" w:horzAnchor="margin" w:tblpY="92"/>
-        <w:tblW w:w="0" w:type="auto"/>
-        <w:tblLook w:val="04A0" w:firstRow="1" w:lastRow="0" w:firstColumn="1" w:lastColumn="0" w:noHBand="0" w:noVBand="1"/>
-      </w:tblPr>
-      <w:tblGrid>
-        <w:gridCol w:w="10459"/>
-      </w:tblGrid>
-      <w:tr>
-        <w:tc>
-          <w:tcPr>
-            <w:tcW w:w="10459" w:type="dxa"/>
-          </w:tcPr>
-          <w:p>
-            <w:pPr>
-              <w:rPr>
-                <w:b/>
-              </w:rPr>
-            </w:pPr>
-            <w:r>
-              <w:rPr>
-                <w:b/>
-              </w:rPr>
-              <w:t>Professional Experience</w:t>
-            </w:r>
-          </w:p>
-        </w:tc>
-      </w:tr>
-    </w:tbl>
-    <w:p>
-      <w:pPr>
-        <w:spacing w:after="0" w:line="240" w:lineRule="auto"/>
-        <w:rPr>
-          <w:b/>
-        </w:rPr>
-      </w:pPr>
-    </w:p>
-    <w:p>
-      <w:pPr>
-        <w:spacing w:after="0" w:line="240" w:lineRule="auto"/>
-      </w:pPr>
-      <w:r>
-        <w:rPr>
-          <w:b/>
-          <w:bCs/>
-        </w:rPr>
-        <w:t>Customer Fulfillment Associate- Ecommerce</w:t>
-      </w:r>
-      <w:r>
-        <w:rPr>
-          <w:b/>
-          <w:bCs/>
-        </w:rPr>
-        <w:t xml:space="preserve"> </w:t>
-      </w:r>
-      <w:r>
-        <w:rPr>
-          <w:b/>
-          <w:bCs/>
-        </w:rPr>
-        <w:tab/>
-      </w:r>
-      <w:r>
-        <w:rPr>
-          <w:b/>
-          <w:bCs/>
-        </w:rPr>
-        <w:tab/>
-      </w:r>
-      <w:r>
-        <w:rPr>
-          <w:b/>
-          <w:bCs/>
-        </w:rPr>
-        <w:tab/>
-      </w:r>
-      <w:r>
-        <w:rPr>
-          <w:b/>
-          <w:bCs/>
-        </w:rPr>
-        <w:tab/>
-      </w:r>
-      <w:r>
-        <w:rPr>
-          <w:b/>
-          <w:bCs/>
-        </w:rPr>
-        <w:tab/>
-      </w:r>
-      <w:r>
-        <w:rPr>
-          <w:b/>
-          <w:bCs/>
-        </w:rPr>
-        <w:tab/>
-        <w:t xml:space="preserve">         </w:t>
-      </w:r>
-      <w:r>
-        <w:t>October 2019 - Present</w:t>
-      </w:r>
-      <w:r>
-        <w:rPr>
-          <w:b/>
-          <w:bCs/>
-        </w:rPr>
-        <w:t xml:space="preserve"> </w:t>
-      </w:r>
-      <w:r>
-        <w:t>Walmart, London, Ontario</w:t>
-      </w:r>
-    </w:p>
-    <w:p>
-      <w:pPr>
-        <w:pStyle w:val="ListParagraph"/>
-        <w:numPr>
-          <w:ilvl w:val="0"/>
-          <w:numId w:val="4"/>
-        </w:numPr>
-        <w:spacing w:after="0" w:line="240" w:lineRule="auto"/>
-        <w:rPr>
-          <w:b/>
-          <w:bCs/>
-        </w:rPr>
-      </w:pPr>
-      <w:r>
-        <w:t>Demonstrating flexibility in completing and adjusting to work assignments based on customer requests and meeting daily delivery schedules.</w:t>
-      </w:r>
-    </w:p>
-    <w:p>
-      <w:pPr>
-        <w:pStyle w:val="ListParagraph"/>
-        <w:numPr>
-          <w:ilvl w:val="0"/>
-          <w:numId w:val="4"/>
-        </w:numPr>
-        <w:spacing w:after="0" w:line="240" w:lineRule="auto"/>
-        <w:rPr>
-          <w:b/>
-          <w:bCs/>
-        </w:rPr>
-      </w:pPr>
-      <w:r>
-        <w:t>Correctly documenting and labeling all orders correctly through interpretation and understanding documents including pick slips, packaging details, labels, etc.</w:t>
-      </w:r>
-    </w:p>
-    <w:p>
-      <w:pPr>
-        <w:pStyle w:val="ListParagraph"/>
-        <w:spacing w:after="0" w:line="240" w:lineRule="auto"/>
-        <w:rPr>
-          <w:b/>
-          <w:bCs/>
-        </w:rPr>
-      </w:pPr>
-    </w:p>
-    <w:p>
-      <w:pPr>
-        <w:spacing w:after="0" w:line="240" w:lineRule="auto"/>
-        <w:rPr>
-          <w:b/>
-        </w:rPr>
-      </w:pPr>
-      <w:r>
-        <w:rPr>
-          <w:b/>
-        </w:rPr>
-        <w:t>Customer Service Associate</w:t>
-      </w:r>
-      <w:r>
-        <w:rPr>
-          <w:b/>
-        </w:rPr>
-        <w:t xml:space="preserve"> - E-commerce</w:t>
-      </w:r>
-      <w:r>
-        <w:rPr>
-          <w:b/>
-        </w:rPr>
-        <w:tab/>
-      </w:r>
-      <w:r>
-        <w:rPr>
-          <w:b/>
-        </w:rPr>
-        <w:tab/>
-      </w:r>
-      <w:r>
-        <w:rPr>
-          <w:b/>
-        </w:rPr>
-        <w:tab/>
-      </w:r>
-      <w:r>
-        <w:rPr>
-          <w:b/>
-        </w:rPr>
-        <w:tab/>
-      </w:r>
-      <w:r>
-        <w:rPr>
-          <w:b/>
-        </w:rPr>
-        <w:tab/>
-      </w:r>
-      <w:r>
-        <w:rPr>
-          <w:b/>
-        </w:rPr>
-        <w:tab/>
-        <w:t xml:space="preserve">      </w:t>
-      </w:r>
-      <w:r>
-        <w:rPr>
-          <w:b/>
-        </w:rPr>
-        <w:t xml:space="preserve">  </w:t>
-      </w:r>
-      <w:r>
-        <w:t>August 2017-</w:t>
-      </w:r>
-      <w:r>
-        <w:t xml:space="preserve"> </w:t>
-      </w:r>
-      <w:r>
-        <w:t>April</w:t>
-      </w:r>
-      <w:r>
-        <w:t xml:space="preserve"> </w:t>
-      </w:r>
-      <w:r>
-        <w:t>2018</w:t>
-      </w:r>
-      <w:r>
-        <w:t xml:space="preserve"> </w:t>
-      </w:r>
-      <w:r>
-        <w:t xml:space="preserve">Amazon Development </w:t>
-      </w:r>
-      <w:r>
-        <w:t>C</w:t>
-      </w:r>
-      <w:r>
-        <w:t xml:space="preserve">enter, Noida, India </w:t>
-      </w:r>
-    </w:p>
-    <w:p>
-      <w:pPr>
-        <w:pStyle w:val="ListParagraph"/>
-        <w:numPr>
-          <w:ilvl w:val="0"/>
-          <w:numId w:val="4"/>
-        </w:numPr>
-        <w:spacing w:after="0" w:line="240" w:lineRule="auto"/>
-      </w:pPr>
-      <w:r>
-        <w:t>Managed and worked with a team of professionals to maintain a positive and high-performance culture.</w:t>
-      </w:r>
-    </w:p>
-    <w:p>
-      <w:pPr>
-        <w:pStyle w:val="ListParagraph"/>
-        <w:numPr>
-          <w:ilvl w:val="0"/>
-          <w:numId w:val="4"/>
-        </w:numPr>
-        <w:spacing w:after="0" w:line="240" w:lineRule="auto"/>
-      </w:pPr>
-      <w:r>
-        <w:t xml:space="preserve">Worked with </w:t>
-      </w:r>
-      <w:r>
-        <w:t>c</w:t>
-      </w:r>
-      <w:r>
-        <w:t xml:space="preserve">lients and </w:t>
-      </w:r>
-      <w:r>
-        <w:t>c</w:t>
-      </w:r>
-      <w:r>
-        <w:t>ustomers from United States, United Kingdom</w:t>
-      </w:r>
-      <w:r>
-        <w:t>,</w:t>
-      </w:r>
-      <w:r>
-        <w:t xml:space="preserve"> and India.</w:t>
-      </w:r>
-    </w:p>
-    <w:p>
-      <w:pPr>
-        <w:pStyle w:val="ListParagraph"/>
-        <w:numPr>
-          <w:ilvl w:val="0"/>
-          <w:numId w:val="4"/>
-        </w:numPr>
-        <w:spacing w:after="0" w:line="240" w:lineRule="auto"/>
-      </w:pPr>
-      <w:r>
-        <w:t>Awarded with numerous certificates such as Employee of the year, most efficient player for outstanding performance.</w:t>
       </w:r>
     </w:p>
     <w:p>
@@ -1674,7 +1566,7 @@
 </file>
 
 <file path=word/numbering.xml><?xml version="1.0" encoding="utf-8"?>
-<w:numbering xmlns:wpc="http://schemas.microsoft.com/office/word/2010/wordprocessingCanvas" xmlns:cx="http://schemas.microsoft.com/office/drawing/2014/chartex" xmlns:cx1="http://schemas.microsoft.com/office/drawing/2015/9/8/chartex" xmlns:cx2="http://schemas.microsoft.com/office/drawing/2015/10/21/chartex" xmlns:cx3="http://schemas.microsoft.com/office/drawing/2016/5/9/chartex" xmlns:cx4="http://schemas.microsoft.com/office/drawing/2016/5/10/chartex" xmlns:cx5="http://schemas.microsoft.com/office/drawing/2016/5/11/chartex" xmlns:cx6="http://schemas.microsoft.com/office/drawing/2016/5/12/chartex" xmlns:cx7="http://schemas.microsoft.com/office/drawing/2016/5/13/chartex" xmlns:cx8="http://schemas.microsoft.com/office/drawing/2016/5/14/chartex" xmlns:mc="http://schemas.openxmlformats.org/markup-compatibility/2006" xmlns:aink="http://schemas.microsoft.com/office/drawing/2016/ink" xmlns:am3d="http://schemas.microsoft.com/office/drawing/2017/model3d" xmlns:o="urn:schemas-microsoft-com:office:office" xmlns:r="http://schemas.openxmlformats.org/officeDocument/2006/relationships" xmlns:m="http://schemas.openxmlformats.org/officeDocument/2006/math" xmlns:v="urn:schemas-microsoft-com:vml" xmlns:wp14="http://schemas.microsoft.com/office/word/2010/wordprocessingDrawing" xmlns:wp="http://schemas.openxmlformats.org/drawingml/2006/wordprocessingDrawing" xmlns:w10="urn:schemas-microsoft-com:office:word" xmlns:w="http://schemas.openxmlformats.org/wordprocessingml/2006/main" xmlns:w14="http://schemas.microsoft.com/office/word/2010/wordml" xmlns:w15="http://schemas.microsoft.com/office/word/2012/wordml" xmlns:w16cex="http://schemas.microsoft.com/office/word/2018/wordml/cex" xmlns:w16cid="http://schemas.microsoft.com/office/word/2016/wordml/cid" xmlns:w16="http://schemas.microsoft.com/office/word/2018/wordml" xmlns:w16se="http://schemas.microsoft.com/office/word/2015/wordml/symex" xmlns:wpg="http://schemas.microsoft.com/office/word/2010/wordprocessingGroup" xmlns:wpi="http://schemas.microsoft.com/office/word/2010/wordprocessingInk" xmlns:wne="http://schemas.microsoft.com/office/word/2006/wordml" xmlns:wps="http://schemas.microsoft.com/office/word/2010/wordprocessingShape" mc:Ignorable="w14 w15 w16se w16cid w16 w16cex wp14">
+<w:numbering xmlns:wpc="http://schemas.microsoft.com/office/word/2010/wordprocessingCanvas" xmlns:cx="http://schemas.microsoft.com/office/drawing/2014/chartex" xmlns:cx1="http://schemas.microsoft.com/office/drawing/2015/9/8/chartex" xmlns:cx2="http://schemas.microsoft.com/office/drawing/2015/10/21/chartex" xmlns:cx3="http://schemas.microsoft.com/office/drawing/2016/5/9/chartex" xmlns:cx4="http://schemas.microsoft.com/office/drawing/2016/5/10/chartex" xmlns:cx5="http://schemas.microsoft.com/office/drawing/2016/5/11/chartex" xmlns:cx6="http://schemas.microsoft.com/office/drawing/2016/5/12/chartex" xmlns:cx7="http://schemas.microsoft.com/office/drawing/2016/5/13/chartex" xmlns:cx8="http://schemas.microsoft.com/office/drawing/2016/5/14/chartex" xmlns:mc="http://schemas.openxmlformats.org/markup-compatibility/2006" xmlns:aink="http://schemas.microsoft.com/office/drawing/2016/ink" xmlns:am3d="http://schemas.microsoft.com/office/drawing/2017/model3d" xmlns:o="urn:schemas-microsoft-com:office:office" xmlns:r="http://schemas.openxmlformats.org/officeDocument/2006/relationships" xmlns:m="http://schemas.openxmlformats.org/officeDocument/2006/math" xmlns:v="urn:schemas-microsoft-com:vml" xmlns:wp14="http://schemas.microsoft.com/office/word/2010/wordprocessingDrawing" xmlns:wp="http://schemas.openxmlformats.org/drawingml/2006/wordprocessingDrawing" xmlns:w10="urn:schemas-microsoft-com:office:word" xmlns:w="http://schemas.openxmlformats.org/wordprocessingml/2006/main" xmlns:w14="http://schemas.microsoft.com/office/word/2010/wordml" xmlns:w15="http://schemas.microsoft.com/office/word/2012/wordml" xmlns:w16cex="http://schemas.microsoft.com/office/word/2018/wordml/cex" xmlns:w16cid="http://schemas.microsoft.com/office/word/2016/wordml/cid" xmlns:w16="http://schemas.microsoft.com/office/word/2018/wordml" xmlns:w16sdtdh="http://schemas.microsoft.com/office/word/2020/wordml/sdtdatahash" xmlns:w16se="http://schemas.microsoft.com/office/word/2015/wordml/symex" xmlns:wpg="http://schemas.microsoft.com/office/word/2010/wordprocessingGroup" xmlns:wpi="http://schemas.microsoft.com/office/word/2010/wordprocessingInk" xmlns:wne="http://schemas.microsoft.com/office/word/2006/wordml" xmlns:wps="http://schemas.microsoft.com/office/word/2010/wordprocessingShape" mc:Ignorable="w14 w15 w16se w16cid w16 w16cex w16sdtdh wp14">
   <w:abstractNum w:abstractNumId="0" w15:restartNumberingAfterBreak="0">
     <w:nsid w:val="08BA0638"/>
     <w:multiLevelType w:val="hybridMultilevel"/>
@@ -2651,6 +2543,119 @@
     </w:lvl>
   </w:abstractNum>
   <w:abstractNum w:abstractNumId="8" w15:restartNumberingAfterBreak="0">
+    <w:nsid w:val="16F61D2B"/>
+    <w:multiLevelType w:val="hybridMultilevel"/>
+    <w:tmpl w:val="7ADCDC1E"/>
+    <w:lvl w:ilvl="0" w:tplc="10090001">
+      <w:start w:val="1"/>
+      <w:numFmt w:val="bullet"/>
+      <w:lvlText w:val=""/>
+      <w:lvlJc w:val="left"/>
+      <w:pPr>
+        <w:ind w:left="720" w:hanging="360"/>
+      </w:pPr>
+      <w:rPr>
+        <w:rFonts w:ascii="Symbol" w:hAnsi="Symbol" w:hint="default"/>
+      </w:rPr>
+    </w:lvl>
+    <w:lvl w:ilvl="1" w:tplc="10090003" w:tentative="1">
+      <w:start w:val="1"/>
+      <w:numFmt w:val="bullet"/>
+      <w:lvlText w:val="o"/>
+      <w:lvlJc w:val="left"/>
+      <w:pPr>
+        <w:ind w:left="1440" w:hanging="360"/>
+      </w:pPr>
+      <w:rPr>
+        <w:rFonts w:ascii="Courier New" w:hAnsi="Courier New" w:cs="Courier New" w:hint="default"/>
+      </w:rPr>
+    </w:lvl>
+    <w:lvl w:ilvl="2" w:tplc="10090005" w:tentative="1">
+      <w:start w:val="1"/>
+      <w:numFmt w:val="bullet"/>
+      <w:lvlText w:val=""/>
+      <w:lvlJc w:val="left"/>
+      <w:pPr>
+        <w:ind w:left="2160" w:hanging="360"/>
+      </w:pPr>
+      <w:rPr>
+        <w:rFonts w:ascii="Wingdings" w:hAnsi="Wingdings" w:hint="default"/>
+      </w:rPr>
+    </w:lvl>
+    <w:lvl w:ilvl="3" w:tplc="10090001" w:tentative="1">
+      <w:start w:val="1"/>
+      <w:numFmt w:val="bullet"/>
+      <w:lvlText w:val=""/>
+      <w:lvlJc w:val="left"/>
+      <w:pPr>
+        <w:ind w:left="2880" w:hanging="360"/>
+      </w:pPr>
+      <w:rPr>
+        <w:rFonts w:ascii="Symbol" w:hAnsi="Symbol" w:hint="default"/>
+      </w:rPr>
+    </w:lvl>
+    <w:lvl w:ilvl="4" w:tplc="10090003" w:tentative="1">
+      <w:start w:val="1"/>
+      <w:numFmt w:val="bullet"/>
+      <w:lvlText w:val="o"/>
+      <w:lvlJc w:val="left"/>
+      <w:pPr>
+        <w:ind w:left="3600" w:hanging="360"/>
+      </w:pPr>
+      <w:rPr>
+        <w:rFonts w:ascii="Courier New" w:hAnsi="Courier New" w:cs="Courier New" w:hint="default"/>
+      </w:rPr>
+    </w:lvl>
+    <w:lvl w:ilvl="5" w:tplc="10090005" w:tentative="1">
+      <w:start w:val="1"/>
+      <w:numFmt w:val="bullet"/>
+      <w:lvlText w:val=""/>
+      <w:lvlJc w:val="left"/>
+      <w:pPr>
+        <w:ind w:left="4320" w:hanging="360"/>
+      </w:pPr>
+      <w:rPr>
+        <w:rFonts w:ascii="Wingdings" w:hAnsi="Wingdings" w:hint="default"/>
+      </w:rPr>
+    </w:lvl>
+    <w:lvl w:ilvl="6" w:tplc="10090001" w:tentative="1">
+      <w:start w:val="1"/>
+      <w:numFmt w:val="bullet"/>
+      <w:lvlText w:val=""/>
+      <w:lvlJc w:val="left"/>
+      <w:pPr>
+        <w:ind w:left="5040" w:hanging="360"/>
+      </w:pPr>
+      <w:rPr>
+        <w:rFonts w:ascii="Symbol" w:hAnsi="Symbol" w:hint="default"/>
+      </w:rPr>
+    </w:lvl>
+    <w:lvl w:ilvl="7" w:tplc="10090003" w:tentative="1">
+      <w:start w:val="1"/>
+      <w:numFmt w:val="bullet"/>
+      <w:lvlText w:val="o"/>
+      <w:lvlJc w:val="left"/>
+      <w:pPr>
+        <w:ind w:left="5760" w:hanging="360"/>
+      </w:pPr>
+      <w:rPr>
+        <w:rFonts w:ascii="Courier New" w:hAnsi="Courier New" w:cs="Courier New" w:hint="default"/>
+      </w:rPr>
+    </w:lvl>
+    <w:lvl w:ilvl="8" w:tplc="10090005" w:tentative="1">
+      <w:start w:val="1"/>
+      <w:numFmt w:val="bullet"/>
+      <w:lvlText w:val=""/>
+      <w:lvlJc w:val="left"/>
+      <w:pPr>
+        <w:ind w:left="6480" w:hanging="360"/>
+      </w:pPr>
+      <w:rPr>
+        <w:rFonts w:ascii="Wingdings" w:hAnsi="Wingdings" w:hint="default"/>
+      </w:rPr>
+    </w:lvl>
+  </w:abstractNum>
+  <w:abstractNum w:abstractNumId="9" w15:restartNumberingAfterBreak="0">
     <w:nsid w:val="1A3F1653"/>
     <w:multiLevelType w:val="multilevel"/>
     <w:tmpl w:val="566A9F0A"/>
@@ -2763,7 +2768,7 @@
       </w:pPr>
     </w:lvl>
   </w:abstractNum>
-  <w:abstractNum w:abstractNumId="9" w15:restartNumberingAfterBreak="0">
+  <w:abstractNum w:abstractNumId="10" w15:restartNumberingAfterBreak="0">
     <w:nsid w:val="1CE650F4"/>
     <w:multiLevelType w:val="multilevel"/>
     <w:tmpl w:val="C03E9E82"/>
@@ -2876,7 +2881,7 @@
       </w:pPr>
     </w:lvl>
   </w:abstractNum>
-  <w:abstractNum w:abstractNumId="10" w15:restartNumberingAfterBreak="0">
+  <w:abstractNum w:abstractNumId="11" w15:restartNumberingAfterBreak="0">
     <w:nsid w:val="1ED93296"/>
     <w:multiLevelType w:val="multilevel"/>
     <w:tmpl w:val="DE42078A"/>
@@ -3025,7 +3030,7 @@
       </w:rPr>
     </w:lvl>
   </w:abstractNum>
-  <w:abstractNum w:abstractNumId="11" w15:restartNumberingAfterBreak="0">
+  <w:abstractNum w:abstractNumId="12" w15:restartNumberingAfterBreak="0">
     <w:nsid w:val="229B4E97"/>
     <w:multiLevelType w:val="hybridMultilevel"/>
     <w:tmpl w:val="5B846F08"/>
@@ -3138,7 +3143,7 @@
       </w:rPr>
     </w:lvl>
   </w:abstractNum>
-  <w:abstractNum w:abstractNumId="12" w15:restartNumberingAfterBreak="0">
+  <w:abstractNum w:abstractNumId="13" w15:restartNumberingAfterBreak="0">
     <w:nsid w:val="23605C6B"/>
     <w:multiLevelType w:val="multilevel"/>
     <w:tmpl w:val="68FC10B2"/>
@@ -3228,7 +3233,156 @@
       </w:pPr>
     </w:lvl>
   </w:abstractNum>
-  <w:abstractNum w:abstractNumId="13" w15:restartNumberingAfterBreak="0">
+  <w:abstractNum w:abstractNumId="14" w15:restartNumberingAfterBreak="0">
+    <w:nsid w:val="28130BB2"/>
+    <w:multiLevelType w:val="multilevel"/>
+    <w:tmpl w:val="CEC04F12"/>
+    <w:lvl w:ilvl="0">
+      <w:start w:val="1"/>
+      <w:numFmt w:val="bullet"/>
+      <w:lvlText w:val=""/>
+      <w:lvlJc w:val="left"/>
+      <w:pPr>
+        <w:tabs>
+          <w:tab w:val="num" w:pos="720"/>
+        </w:tabs>
+        <w:ind w:left="720" w:hanging="360"/>
+      </w:pPr>
+      <w:rPr>
+        <w:rFonts w:ascii="Symbol" w:hAnsi="Symbol" w:hint="default"/>
+        <w:sz w:val="20"/>
+      </w:rPr>
+    </w:lvl>
+    <w:lvl w:ilvl="1" w:tentative="1">
+      <w:start w:val="1"/>
+      <w:numFmt w:val="bullet"/>
+      <w:lvlText w:val="o"/>
+      <w:lvlJc w:val="left"/>
+      <w:pPr>
+        <w:tabs>
+          <w:tab w:val="num" w:pos="1440"/>
+        </w:tabs>
+        <w:ind w:left="1440" w:hanging="360"/>
+      </w:pPr>
+      <w:rPr>
+        <w:rFonts w:ascii="Courier New" w:hAnsi="Courier New" w:hint="default"/>
+        <w:sz w:val="20"/>
+      </w:rPr>
+    </w:lvl>
+    <w:lvl w:ilvl="2" w:tentative="1">
+      <w:start w:val="1"/>
+      <w:numFmt w:val="bullet"/>
+      <w:lvlText w:val=""/>
+      <w:lvlJc w:val="left"/>
+      <w:pPr>
+        <w:tabs>
+          <w:tab w:val="num" w:pos="2160"/>
+        </w:tabs>
+        <w:ind w:left="2160" w:hanging="360"/>
+      </w:pPr>
+      <w:rPr>
+        <w:rFonts w:ascii="Wingdings" w:hAnsi="Wingdings" w:hint="default"/>
+        <w:sz w:val="20"/>
+      </w:rPr>
+    </w:lvl>
+    <w:lvl w:ilvl="3" w:tentative="1">
+      <w:start w:val="1"/>
+      <w:numFmt w:val="bullet"/>
+      <w:lvlText w:val=""/>
+      <w:lvlJc w:val="left"/>
+      <w:pPr>
+        <w:tabs>
+          <w:tab w:val="num" w:pos="2880"/>
+        </w:tabs>
+        <w:ind w:left="2880" w:hanging="360"/>
+      </w:pPr>
+      <w:rPr>
+        <w:rFonts w:ascii="Wingdings" w:hAnsi="Wingdings" w:hint="default"/>
+        <w:sz w:val="20"/>
+      </w:rPr>
+    </w:lvl>
+    <w:lvl w:ilvl="4" w:tentative="1">
+      <w:start w:val="1"/>
+      <w:numFmt w:val="bullet"/>
+      <w:lvlText w:val=""/>
+      <w:lvlJc w:val="left"/>
+      <w:pPr>
+        <w:tabs>
+          <w:tab w:val="num" w:pos="3600"/>
+        </w:tabs>
+        <w:ind w:left="3600" w:hanging="360"/>
+      </w:pPr>
+      <w:rPr>
+        <w:rFonts w:ascii="Wingdings" w:hAnsi="Wingdings" w:hint="default"/>
+        <w:sz w:val="20"/>
+      </w:rPr>
+    </w:lvl>
+    <w:lvl w:ilvl="5" w:tentative="1">
+      <w:start w:val="1"/>
+      <w:numFmt w:val="bullet"/>
+      <w:lvlText w:val=""/>
+      <w:lvlJc w:val="left"/>
+      <w:pPr>
+        <w:tabs>
+          <w:tab w:val="num" w:pos="4320"/>
+        </w:tabs>
+        <w:ind w:left="4320" w:hanging="360"/>
+      </w:pPr>
+      <w:rPr>
+        <w:rFonts w:ascii="Wingdings" w:hAnsi="Wingdings" w:hint="default"/>
+        <w:sz w:val="20"/>
+      </w:rPr>
+    </w:lvl>
+    <w:lvl w:ilvl="6" w:tentative="1">
+      <w:start w:val="1"/>
+      <w:numFmt w:val="bullet"/>
+      <w:lvlText w:val=""/>
+      <w:lvlJc w:val="left"/>
+      <w:pPr>
+        <w:tabs>
+          <w:tab w:val="num" w:pos="5040"/>
+        </w:tabs>
+        <w:ind w:left="5040" w:hanging="360"/>
+      </w:pPr>
+      <w:rPr>
+        <w:rFonts w:ascii="Wingdings" w:hAnsi="Wingdings" w:hint="default"/>
+        <w:sz w:val="20"/>
+      </w:rPr>
+    </w:lvl>
+    <w:lvl w:ilvl="7" w:tentative="1">
+      <w:start w:val="1"/>
+      <w:numFmt w:val="bullet"/>
+      <w:lvlText w:val=""/>
+      <w:lvlJc w:val="left"/>
+      <w:pPr>
+        <w:tabs>
+          <w:tab w:val="num" w:pos="5760"/>
+        </w:tabs>
+        <w:ind w:left="5760" w:hanging="360"/>
+      </w:pPr>
+      <w:rPr>
+        <w:rFonts w:ascii="Wingdings" w:hAnsi="Wingdings" w:hint="default"/>
+        <w:sz w:val="20"/>
+      </w:rPr>
+    </w:lvl>
+    <w:lvl w:ilvl="8" w:tentative="1">
+      <w:start w:val="1"/>
+      <w:numFmt w:val="bullet"/>
+      <w:lvlText w:val=""/>
+      <w:lvlJc w:val="left"/>
+      <w:pPr>
+        <w:tabs>
+          <w:tab w:val="num" w:pos="6480"/>
+        </w:tabs>
+        <w:ind w:left="6480" w:hanging="360"/>
+      </w:pPr>
+      <w:rPr>
+        <w:rFonts w:ascii="Wingdings" w:hAnsi="Wingdings" w:hint="default"/>
+        <w:sz w:val="20"/>
+      </w:rPr>
+    </w:lvl>
+  </w:abstractNum>
+  <w:abstractNum w:abstractNumId="15" w15:restartNumberingAfterBreak="0">
     <w:nsid w:val="29236E4D"/>
     <w:multiLevelType w:val="hybridMultilevel"/>
     <w:tmpl w:val="BA7233A0"/>
@@ -3341,7 +3495,7 @@
       </w:rPr>
     </w:lvl>
   </w:abstractNum>
-  <w:abstractNum w:abstractNumId="14" w15:restartNumberingAfterBreak="0">
+  <w:abstractNum w:abstractNumId="16" w15:restartNumberingAfterBreak="0">
     <w:nsid w:val="2FEC2963"/>
     <w:multiLevelType w:val="hybridMultilevel"/>
     <w:tmpl w:val="01B4CD2A"/>
@@ -3454,7 +3608,7 @@
       </w:rPr>
     </w:lvl>
   </w:abstractNum>
-  <w:abstractNum w:abstractNumId="15" w15:restartNumberingAfterBreak="0">
+  <w:abstractNum w:abstractNumId="17" w15:restartNumberingAfterBreak="0">
     <w:nsid w:val="34F90560"/>
     <w:multiLevelType w:val="hybridMultilevel"/>
     <w:tmpl w:val="EA2C204C"/>
@@ -3567,10 +3721,10 @@
       </w:rPr>
     </w:lvl>
   </w:abstractNum>
-  <w:abstractNum w:abstractNumId="16" w15:restartNumberingAfterBreak="0">
+  <w:abstractNum w:abstractNumId="18" w15:restartNumberingAfterBreak="0">
     <w:nsid w:val="36C85D25"/>
     <w:multiLevelType w:val="hybridMultilevel"/>
-    <w:tmpl w:val="20DE292A"/>
+    <w:tmpl w:val="9B582772"/>
     <w:lvl w:ilvl="0" w:tplc="10090001">
       <w:start w:val="1"/>
       <w:numFmt w:val="bullet"/>
@@ -3680,7 +3834,7 @@
       </w:rPr>
     </w:lvl>
   </w:abstractNum>
-  <w:abstractNum w:abstractNumId="17" w15:restartNumberingAfterBreak="0">
+  <w:abstractNum w:abstractNumId="19" w15:restartNumberingAfterBreak="0">
     <w:nsid w:val="3BAA3770"/>
     <w:multiLevelType w:val="multilevel"/>
     <w:tmpl w:val="E88A725A"/>
@@ -3793,7 +3947,7 @@
       </w:pPr>
     </w:lvl>
   </w:abstractNum>
-  <w:abstractNum w:abstractNumId="18" w15:restartNumberingAfterBreak="0">
+  <w:abstractNum w:abstractNumId="20" w15:restartNumberingAfterBreak="0">
     <w:nsid w:val="3C763CF9"/>
     <w:multiLevelType w:val="hybridMultilevel"/>
     <w:tmpl w:val="CC6A8BBA"/>
@@ -3906,7 +4060,7 @@
       </w:rPr>
     </w:lvl>
   </w:abstractNum>
-  <w:abstractNum w:abstractNumId="19" w15:restartNumberingAfterBreak="0">
+  <w:abstractNum w:abstractNumId="21" w15:restartNumberingAfterBreak="0">
     <w:nsid w:val="427E3001"/>
     <w:multiLevelType w:val="hybridMultilevel"/>
     <w:tmpl w:val="81DA04EA"/>
@@ -4019,7 +4173,7 @@
       </w:rPr>
     </w:lvl>
   </w:abstractNum>
-  <w:abstractNum w:abstractNumId="20" w15:restartNumberingAfterBreak="0">
+  <w:abstractNum w:abstractNumId="22" w15:restartNumberingAfterBreak="0">
     <w:nsid w:val="44E26075"/>
     <w:multiLevelType w:val="hybridMultilevel"/>
     <w:tmpl w:val="676C3BA6"/>
@@ -4132,7 +4286,7 @@
       </w:rPr>
     </w:lvl>
   </w:abstractNum>
-  <w:abstractNum w:abstractNumId="21" w15:restartNumberingAfterBreak="0">
+  <w:abstractNum w:abstractNumId="23" w15:restartNumberingAfterBreak="0">
     <w:nsid w:val="47486786"/>
     <w:multiLevelType w:val="hybridMultilevel"/>
     <w:tmpl w:val="ABEADE66"/>
@@ -4245,7 +4399,7 @@
       </w:rPr>
     </w:lvl>
   </w:abstractNum>
-  <w:abstractNum w:abstractNumId="22" w15:restartNumberingAfterBreak="0">
+  <w:abstractNum w:abstractNumId="24" w15:restartNumberingAfterBreak="0">
     <w:nsid w:val="4765224E"/>
     <w:multiLevelType w:val="hybridMultilevel"/>
     <w:tmpl w:val="6C56BA90"/>
@@ -4358,7 +4512,7 @@
       </w:rPr>
     </w:lvl>
   </w:abstractNum>
-  <w:abstractNum w:abstractNumId="23" w15:restartNumberingAfterBreak="0">
+  <w:abstractNum w:abstractNumId="25" w15:restartNumberingAfterBreak="0">
     <w:nsid w:val="48FA5D53"/>
     <w:multiLevelType w:val="hybridMultilevel"/>
     <w:tmpl w:val="1D22F292"/>
@@ -4471,7 +4625,7 @@
       </w:rPr>
     </w:lvl>
   </w:abstractNum>
-  <w:abstractNum w:abstractNumId="24" w15:restartNumberingAfterBreak="0">
+  <w:abstractNum w:abstractNumId="26" w15:restartNumberingAfterBreak="0">
     <w:nsid w:val="4C16344B"/>
     <w:multiLevelType w:val="multilevel"/>
     <w:tmpl w:val="DB7E2688"/>
@@ -4584,7 +4738,7 @@
       </w:pPr>
     </w:lvl>
   </w:abstractNum>
-  <w:abstractNum w:abstractNumId="25" w15:restartNumberingAfterBreak="0">
+  <w:abstractNum w:abstractNumId="27" w15:restartNumberingAfterBreak="0">
     <w:nsid w:val="4E5D7B00"/>
     <w:multiLevelType w:val="multilevel"/>
     <w:tmpl w:val="E732F7A2"/>
@@ -4733,7 +4887,7 @@
       </w:rPr>
     </w:lvl>
   </w:abstractNum>
-  <w:abstractNum w:abstractNumId="26" w15:restartNumberingAfterBreak="0">
+  <w:abstractNum w:abstractNumId="28" w15:restartNumberingAfterBreak="0">
     <w:nsid w:val="560F56EA"/>
     <w:multiLevelType w:val="hybridMultilevel"/>
     <w:tmpl w:val="571A195A"/>
@@ -4846,7 +5000,7 @@
       </w:rPr>
     </w:lvl>
   </w:abstractNum>
-  <w:abstractNum w:abstractNumId="27" w15:restartNumberingAfterBreak="0">
+  <w:abstractNum w:abstractNumId="29" w15:restartNumberingAfterBreak="0">
     <w:nsid w:val="56CC0F5E"/>
     <w:multiLevelType w:val="hybridMultilevel"/>
     <w:tmpl w:val="8C7CD3B0"/>
@@ -4959,7 +5113,7 @@
       </w:rPr>
     </w:lvl>
   </w:abstractNum>
-  <w:abstractNum w:abstractNumId="28" w15:restartNumberingAfterBreak="0">
+  <w:abstractNum w:abstractNumId="30" w15:restartNumberingAfterBreak="0">
     <w:nsid w:val="58712C49"/>
     <w:multiLevelType w:val="hybridMultilevel"/>
     <w:tmpl w:val="D47ACD02"/>
@@ -5072,7 +5226,7 @@
       </w:rPr>
     </w:lvl>
   </w:abstractNum>
-  <w:abstractNum w:abstractNumId="29" w15:restartNumberingAfterBreak="0">
+  <w:abstractNum w:abstractNumId="31" w15:restartNumberingAfterBreak="0">
     <w:nsid w:val="60932E4E"/>
     <w:multiLevelType w:val="multilevel"/>
     <w:tmpl w:val="3592876E"/>
@@ -5221,7 +5375,7 @@
       </w:rPr>
     </w:lvl>
   </w:abstractNum>
-  <w:abstractNum w:abstractNumId="30" w15:restartNumberingAfterBreak="0">
+  <w:abstractNum w:abstractNumId="32" w15:restartNumberingAfterBreak="0">
     <w:nsid w:val="62AC2AD1"/>
     <w:multiLevelType w:val="multilevel"/>
     <w:tmpl w:val="AD04095E"/>
@@ -5370,7 +5524,7 @@
       </w:rPr>
     </w:lvl>
   </w:abstractNum>
-  <w:abstractNum w:abstractNumId="31" w15:restartNumberingAfterBreak="0">
+  <w:abstractNum w:abstractNumId="33" w15:restartNumberingAfterBreak="0">
     <w:nsid w:val="634F1211"/>
     <w:multiLevelType w:val="hybridMultilevel"/>
     <w:tmpl w:val="7F1E2D94"/>
@@ -5483,7 +5637,156 @@
       </w:rPr>
     </w:lvl>
   </w:abstractNum>
-  <w:abstractNum w:abstractNumId="32" w15:restartNumberingAfterBreak="0">
+  <w:abstractNum w:abstractNumId="34" w15:restartNumberingAfterBreak="0">
+    <w:nsid w:val="67156730"/>
+    <w:multiLevelType w:val="multilevel"/>
+    <w:tmpl w:val="C054EA36"/>
+    <w:lvl w:ilvl="0">
+      <w:start w:val="1"/>
+      <w:numFmt w:val="bullet"/>
+      <w:lvlText w:val=""/>
+      <w:lvlJc w:val="left"/>
+      <w:pPr>
+        <w:tabs>
+          <w:tab w:val="num" w:pos="720"/>
+        </w:tabs>
+        <w:ind w:left="720" w:hanging="360"/>
+      </w:pPr>
+      <w:rPr>
+        <w:rFonts w:ascii="Symbol" w:hAnsi="Symbol" w:hint="default"/>
+        <w:sz w:val="20"/>
+      </w:rPr>
+    </w:lvl>
+    <w:lvl w:ilvl="1" w:tentative="1">
+      <w:start w:val="1"/>
+      <w:numFmt w:val="bullet"/>
+      <w:lvlText w:val="o"/>
+      <w:lvlJc w:val="left"/>
+      <w:pPr>
+        <w:tabs>
+          <w:tab w:val="num" w:pos="1440"/>
+        </w:tabs>
+        <w:ind w:left="1440" w:hanging="360"/>
+      </w:pPr>
+      <w:rPr>
+        <w:rFonts w:ascii="Courier New" w:hAnsi="Courier New" w:hint="default"/>
+        <w:sz w:val="20"/>
+      </w:rPr>
+    </w:lvl>
+    <w:lvl w:ilvl="2" w:tentative="1">
+      <w:start w:val="1"/>
+      <w:numFmt w:val="bullet"/>
+      <w:lvlText w:val=""/>
+      <w:lvlJc w:val="left"/>
+      <w:pPr>
+        <w:tabs>
+          <w:tab w:val="num" w:pos="2160"/>
+        </w:tabs>
+        <w:ind w:left="2160" w:hanging="360"/>
+      </w:pPr>
+      <w:rPr>
+        <w:rFonts w:ascii="Wingdings" w:hAnsi="Wingdings" w:hint="default"/>
+        <w:sz w:val="20"/>
+      </w:rPr>
+    </w:lvl>
+    <w:lvl w:ilvl="3" w:tentative="1">
+      <w:start w:val="1"/>
+      <w:numFmt w:val="bullet"/>
+      <w:lvlText w:val=""/>
+      <w:lvlJc w:val="left"/>
+      <w:pPr>
+        <w:tabs>
+          <w:tab w:val="num" w:pos="2880"/>
+        </w:tabs>
+        <w:ind w:left="2880" w:hanging="360"/>
+      </w:pPr>
+      <w:rPr>
+        <w:rFonts w:ascii="Wingdings" w:hAnsi="Wingdings" w:hint="default"/>
+        <w:sz w:val="20"/>
+      </w:rPr>
+    </w:lvl>
+    <w:lvl w:ilvl="4" w:tentative="1">
+      <w:start w:val="1"/>
+      <w:numFmt w:val="bullet"/>
+      <w:lvlText w:val=""/>
+      <w:lvlJc w:val="left"/>
+      <w:pPr>
+        <w:tabs>
+          <w:tab w:val="num" w:pos="3600"/>
+        </w:tabs>
+        <w:ind w:left="3600" w:hanging="360"/>
+      </w:pPr>
+      <w:rPr>
+        <w:rFonts w:ascii="Wingdings" w:hAnsi="Wingdings" w:hint="default"/>
+        <w:sz w:val="20"/>
+      </w:rPr>
+    </w:lvl>
+    <w:lvl w:ilvl="5" w:tentative="1">
+      <w:start w:val="1"/>
+      <w:numFmt w:val="bullet"/>
+      <w:lvlText w:val=""/>
+      <w:lvlJc w:val="left"/>
+      <w:pPr>
+        <w:tabs>
+          <w:tab w:val="num" w:pos="4320"/>
+        </w:tabs>
+        <w:ind w:left="4320" w:hanging="360"/>
+      </w:pPr>
+      <w:rPr>
+        <w:rFonts w:ascii="Wingdings" w:hAnsi="Wingdings" w:hint="default"/>
+        <w:sz w:val="20"/>
+      </w:rPr>
+    </w:lvl>
+    <w:lvl w:ilvl="6" w:tentative="1">
+      <w:start w:val="1"/>
+      <w:numFmt w:val="bullet"/>
+      <w:lvlText w:val=""/>
+      <w:lvlJc w:val="left"/>
+      <w:pPr>
+        <w:tabs>
+          <w:tab w:val="num" w:pos="5040"/>
+        </w:tabs>
+        <w:ind w:left="5040" w:hanging="360"/>
+      </w:pPr>
+      <w:rPr>
+        <w:rFonts w:ascii="Wingdings" w:hAnsi="Wingdings" w:hint="default"/>
+        <w:sz w:val="20"/>
+      </w:rPr>
+    </w:lvl>
+    <w:lvl w:ilvl="7" w:tentative="1">
+      <w:start w:val="1"/>
+      <w:numFmt w:val="bullet"/>
+      <w:lvlText w:val=""/>
+      <w:lvlJc w:val="left"/>
+      <w:pPr>
+        <w:tabs>
+          <w:tab w:val="num" w:pos="5760"/>
+        </w:tabs>
+        <w:ind w:left="5760" w:hanging="360"/>
+      </w:pPr>
+      <w:rPr>
+        <w:rFonts w:ascii="Wingdings" w:hAnsi="Wingdings" w:hint="default"/>
+        <w:sz w:val="20"/>
+      </w:rPr>
+    </w:lvl>
+    <w:lvl w:ilvl="8" w:tentative="1">
+      <w:start w:val="1"/>
+      <w:numFmt w:val="bullet"/>
+      <w:lvlText w:val=""/>
+      <w:lvlJc w:val="left"/>
+      <w:pPr>
+        <w:tabs>
+          <w:tab w:val="num" w:pos="6480"/>
+        </w:tabs>
+        <w:ind w:left="6480" w:hanging="360"/>
+      </w:pPr>
+      <w:rPr>
+        <w:rFonts w:ascii="Wingdings" w:hAnsi="Wingdings" w:hint="default"/>
+        <w:sz w:val="20"/>
+      </w:rPr>
+    </w:lvl>
+  </w:abstractNum>
+  <w:abstractNum w:abstractNumId="35" w15:restartNumberingAfterBreak="0">
     <w:nsid w:val="69F1160D"/>
     <w:multiLevelType w:val="hybridMultilevel"/>
     <w:tmpl w:val="47E47246"/>
@@ -5596,7 +5899,7 @@
       </w:rPr>
     </w:lvl>
   </w:abstractNum>
-  <w:abstractNum w:abstractNumId="33" w15:restartNumberingAfterBreak="0">
+  <w:abstractNum w:abstractNumId="36" w15:restartNumberingAfterBreak="0">
     <w:nsid w:val="6AF51490"/>
     <w:multiLevelType w:val="hybridMultilevel"/>
     <w:tmpl w:val="2B0CDA30"/>
@@ -5709,7 +6012,7 @@
       </w:rPr>
     </w:lvl>
   </w:abstractNum>
-  <w:abstractNum w:abstractNumId="34" w15:restartNumberingAfterBreak="0">
+  <w:abstractNum w:abstractNumId="37" w15:restartNumberingAfterBreak="0">
     <w:nsid w:val="6CB249EE"/>
     <w:multiLevelType w:val="hybridMultilevel"/>
     <w:tmpl w:val="C85C0C9E"/>
@@ -5822,7 +6125,156 @@
       </w:rPr>
     </w:lvl>
   </w:abstractNum>
-  <w:abstractNum w:abstractNumId="35" w15:restartNumberingAfterBreak="0">
+  <w:abstractNum w:abstractNumId="38" w15:restartNumberingAfterBreak="0">
+    <w:nsid w:val="700E1765"/>
+    <w:multiLevelType w:val="multilevel"/>
+    <w:tmpl w:val="89E45504"/>
+    <w:lvl w:ilvl="0">
+      <w:start w:val="1"/>
+      <w:numFmt w:val="bullet"/>
+      <w:lvlText w:val=""/>
+      <w:lvlJc w:val="left"/>
+      <w:pPr>
+        <w:tabs>
+          <w:tab w:val="num" w:pos="720"/>
+        </w:tabs>
+        <w:ind w:left="720" w:hanging="360"/>
+      </w:pPr>
+      <w:rPr>
+        <w:rFonts w:ascii="Symbol" w:hAnsi="Symbol" w:hint="default"/>
+        <w:sz w:val="20"/>
+      </w:rPr>
+    </w:lvl>
+    <w:lvl w:ilvl="1" w:tentative="1">
+      <w:start w:val="1"/>
+      <w:numFmt w:val="bullet"/>
+      <w:lvlText w:val="o"/>
+      <w:lvlJc w:val="left"/>
+      <w:pPr>
+        <w:tabs>
+          <w:tab w:val="num" w:pos="1440"/>
+        </w:tabs>
+        <w:ind w:left="1440" w:hanging="360"/>
+      </w:pPr>
+      <w:rPr>
+        <w:rFonts w:ascii="Courier New" w:hAnsi="Courier New" w:hint="default"/>
+        <w:sz w:val="20"/>
+      </w:rPr>
+    </w:lvl>
+    <w:lvl w:ilvl="2" w:tentative="1">
+      <w:start w:val="1"/>
+      <w:numFmt w:val="bullet"/>
+      <w:lvlText w:val=""/>
+      <w:lvlJc w:val="left"/>
+      <w:pPr>
+        <w:tabs>
+          <w:tab w:val="num" w:pos="2160"/>
+        </w:tabs>
+        <w:ind w:left="2160" w:hanging="360"/>
+      </w:pPr>
+      <w:rPr>
+        <w:rFonts w:ascii="Wingdings" w:hAnsi="Wingdings" w:hint="default"/>
+        <w:sz w:val="20"/>
+      </w:rPr>
+    </w:lvl>
+    <w:lvl w:ilvl="3" w:tentative="1">
+      <w:start w:val="1"/>
+      <w:numFmt w:val="bullet"/>
+      <w:lvlText w:val=""/>
+      <w:lvlJc w:val="left"/>
+      <w:pPr>
+        <w:tabs>
+          <w:tab w:val="num" w:pos="2880"/>
+        </w:tabs>
+        <w:ind w:left="2880" w:hanging="360"/>
+      </w:pPr>
+      <w:rPr>
+        <w:rFonts w:ascii="Wingdings" w:hAnsi="Wingdings" w:hint="default"/>
+        <w:sz w:val="20"/>
+      </w:rPr>
+    </w:lvl>
+    <w:lvl w:ilvl="4" w:tentative="1">
+      <w:start w:val="1"/>
+      <w:numFmt w:val="bullet"/>
+      <w:lvlText w:val=""/>
+      <w:lvlJc w:val="left"/>
+      <w:pPr>
+        <w:tabs>
+          <w:tab w:val="num" w:pos="3600"/>
+        </w:tabs>
+        <w:ind w:left="3600" w:hanging="360"/>
+      </w:pPr>
+      <w:rPr>
+        <w:rFonts w:ascii="Wingdings" w:hAnsi="Wingdings" w:hint="default"/>
+        <w:sz w:val="20"/>
+      </w:rPr>
+    </w:lvl>
+    <w:lvl w:ilvl="5" w:tentative="1">
+      <w:start w:val="1"/>
+      <w:numFmt w:val="bullet"/>
+      <w:lvlText w:val=""/>
+      <w:lvlJc w:val="left"/>
+      <w:pPr>
+        <w:tabs>
+          <w:tab w:val="num" w:pos="4320"/>
+        </w:tabs>
+        <w:ind w:left="4320" w:hanging="360"/>
+      </w:pPr>
+      <w:rPr>
+        <w:rFonts w:ascii="Wingdings" w:hAnsi="Wingdings" w:hint="default"/>
+        <w:sz w:val="20"/>
+      </w:rPr>
+    </w:lvl>
+    <w:lvl w:ilvl="6" w:tentative="1">
+      <w:start w:val="1"/>
+      <w:numFmt w:val="bullet"/>
+      <w:lvlText w:val=""/>
+      <w:lvlJc w:val="left"/>
+      <w:pPr>
+        <w:tabs>
+          <w:tab w:val="num" w:pos="5040"/>
+        </w:tabs>
+        <w:ind w:left="5040" w:hanging="360"/>
+      </w:pPr>
+      <w:rPr>
+        <w:rFonts w:ascii="Wingdings" w:hAnsi="Wingdings" w:hint="default"/>
+        <w:sz w:val="20"/>
+      </w:rPr>
+    </w:lvl>
+    <w:lvl w:ilvl="7" w:tentative="1">
+      <w:start w:val="1"/>
+      <w:numFmt w:val="bullet"/>
+      <w:lvlText w:val=""/>
+      <w:lvlJc w:val="left"/>
+      <w:pPr>
+        <w:tabs>
+          <w:tab w:val="num" w:pos="5760"/>
+        </w:tabs>
+        <w:ind w:left="5760" w:hanging="360"/>
+      </w:pPr>
+      <w:rPr>
+        <w:rFonts w:ascii="Wingdings" w:hAnsi="Wingdings" w:hint="default"/>
+        <w:sz w:val="20"/>
+      </w:rPr>
+    </w:lvl>
+    <w:lvl w:ilvl="8" w:tentative="1">
+      <w:start w:val="1"/>
+      <w:numFmt w:val="bullet"/>
+      <w:lvlText w:val=""/>
+      <w:lvlJc w:val="left"/>
+      <w:pPr>
+        <w:tabs>
+          <w:tab w:val="num" w:pos="6480"/>
+        </w:tabs>
+        <w:ind w:left="6480" w:hanging="360"/>
+      </w:pPr>
+      <w:rPr>
+        <w:rFonts w:ascii="Wingdings" w:hAnsi="Wingdings" w:hint="default"/>
+        <w:sz w:val="20"/>
+      </w:rPr>
+    </w:lvl>
+  </w:abstractNum>
+  <w:abstractNum w:abstractNumId="39" w15:restartNumberingAfterBreak="0">
     <w:nsid w:val="74F52372"/>
     <w:multiLevelType w:val="multilevel"/>
     <w:tmpl w:val="27CE4D40"/>
@@ -5972,58 +6424,58 @@
     </w:lvl>
   </w:abstractNum>
   <w:num w:numId="1">
-    <w:abstractNumId w:val="28"/>
+    <w:abstractNumId w:val="30"/>
   </w:num>
   <w:num w:numId="2">
-    <w:abstractNumId w:val="34"/>
+    <w:abstractNumId w:val="37"/>
   </w:num>
   <w:num w:numId="3">
-    <w:abstractNumId w:val="27"/>
+    <w:abstractNumId w:val="29"/>
   </w:num>
   <w:num w:numId="4">
-    <w:abstractNumId w:val="26"/>
+    <w:abstractNumId w:val="28"/>
   </w:num>
   <w:num w:numId="5">
     <w:abstractNumId w:val="6"/>
   </w:num>
   <w:num w:numId="6">
-    <w:abstractNumId w:val="32"/>
+    <w:abstractNumId w:val="35"/>
   </w:num>
   <w:num w:numId="7">
     <w:abstractNumId w:val="1"/>
   </w:num>
   <w:num w:numId="8">
-    <w:abstractNumId w:val="18"/>
+    <w:abstractNumId w:val="20"/>
   </w:num>
   <w:num w:numId="9">
-    <w:abstractNumId w:val="21"/>
+    <w:abstractNumId w:val="23"/>
   </w:num>
   <w:num w:numId="10">
-    <w:abstractNumId w:val="20"/>
+    <w:abstractNumId w:val="22"/>
   </w:num>
   <w:num w:numId="11">
     <w:abstractNumId w:val="7"/>
   </w:num>
   <w:num w:numId="12">
-    <w:abstractNumId w:val="11"/>
+    <w:abstractNumId w:val="12"/>
   </w:num>
   <w:num w:numId="13">
-    <w:abstractNumId w:val="29"/>
+    <w:abstractNumId w:val="31"/>
   </w:num>
   <w:num w:numId="14">
     <w:abstractNumId w:val="2"/>
   </w:num>
   <w:num w:numId="15">
-    <w:abstractNumId w:val="23"/>
+    <w:abstractNumId w:val="25"/>
   </w:num>
   <w:num w:numId="16">
-    <w:abstractNumId w:val="13"/>
+    <w:abstractNumId w:val="15"/>
   </w:num>
   <w:num w:numId="17">
-    <w:abstractNumId w:val="31"/>
+    <w:abstractNumId w:val="33"/>
   </w:num>
   <w:num w:numId="18">
-    <w:abstractNumId w:val="12"/>
+    <w:abstractNumId w:val="13"/>
     <w:lvlOverride w:ilvl="0"/>
     <w:lvlOverride w:ilvl="1">
       <w:startOverride w:val="1"/>
@@ -6051,16 +6503,16 @@
     </w:lvlOverride>
   </w:num>
   <w:num w:numId="19">
-    <w:abstractNumId w:val="19"/>
+    <w:abstractNumId w:val="21"/>
   </w:num>
   <w:num w:numId="20">
-    <w:abstractNumId w:val="14"/>
+    <w:abstractNumId w:val="16"/>
   </w:num>
   <w:num w:numId="21">
     <w:abstractNumId w:val="4"/>
   </w:num>
   <w:num w:numId="22">
-    <w:abstractNumId w:val="10"/>
+    <w:abstractNumId w:val="11"/>
   </w:num>
   <w:num w:numId="23">
     <w:abstractNumId w:val="5"/>
@@ -6069,46 +6521,58 @@
     <w:abstractNumId w:val="3"/>
   </w:num>
   <w:num w:numId="25">
-    <w:abstractNumId w:val="8"/>
+    <w:abstractNumId w:val="9"/>
   </w:num>
   <w:num w:numId="26">
-    <w:abstractNumId w:val="24"/>
+    <w:abstractNumId w:val="26"/>
   </w:num>
   <w:num w:numId="27">
+    <w:abstractNumId w:val="19"/>
+  </w:num>
+  <w:num w:numId="28">
+    <w:abstractNumId w:val="10"/>
+  </w:num>
+  <w:num w:numId="29">
     <w:abstractNumId w:val="17"/>
   </w:num>
-  <w:num w:numId="28">
-    <w:abstractNumId w:val="9"/>
-  </w:num>
-  <w:num w:numId="29">
-    <w:abstractNumId w:val="15"/>
-  </w:num>
   <w:num w:numId="30">
-    <w:abstractNumId w:val="33"/>
+    <w:abstractNumId w:val="36"/>
   </w:num>
   <w:num w:numId="31">
-    <w:abstractNumId w:val="25"/>
+    <w:abstractNumId w:val="27"/>
   </w:num>
   <w:num w:numId="32">
     <w:abstractNumId w:val="0"/>
   </w:num>
   <w:num w:numId="33">
-    <w:abstractNumId w:val="35"/>
+    <w:abstractNumId w:val="39"/>
   </w:num>
   <w:num w:numId="34">
-    <w:abstractNumId w:val="30"/>
+    <w:abstractNumId w:val="32"/>
   </w:num>
   <w:num w:numId="35">
-    <w:abstractNumId w:val="16"/>
+    <w:abstractNumId w:val="18"/>
   </w:num>
   <w:num w:numId="36">
-    <w:abstractNumId w:val="22"/>
+    <w:abstractNumId w:val="24"/>
+  </w:num>
+  <w:num w:numId="37">
+    <w:abstractNumId w:val="8"/>
+  </w:num>
+  <w:num w:numId="38">
+    <w:abstractNumId w:val="34"/>
+  </w:num>
+  <w:num w:numId="39">
+    <w:abstractNumId w:val="38"/>
+  </w:num>
+  <w:num w:numId="40">
+    <w:abstractNumId w:val="14"/>
   </w:num>
 </w:numbering>
 </file>
 
 <file path=word/styles.xml><?xml version="1.0" encoding="utf-8"?>
-<w:styles xmlns:mc="http://schemas.openxmlformats.org/markup-compatibility/2006" xmlns:r="http://schemas.openxmlformats.org/officeDocument/2006/relationships" xmlns:w="http://schemas.openxmlformats.org/wordprocessingml/2006/main" xmlns:w14="http://schemas.microsoft.com/office/word/2010/wordml" xmlns:w15="http://schemas.microsoft.com/office/word/2012/wordml" xmlns:w16cex="http://schemas.microsoft.com/office/word/2018/wordml/cex" xmlns:w16cid="http://schemas.microsoft.com/office/word/2016/wordml/cid" xmlns:w16="http://schemas.microsoft.com/office/word/2018/wordml" xmlns:w16se="http://schemas.microsoft.com/office/word/2015/wordml/symex" mc:Ignorable="w14 w15 w16se w16cid w16 w16cex">
+<w:styles xmlns:mc="http://schemas.openxmlformats.org/markup-compatibility/2006" xmlns:r="http://schemas.openxmlformats.org/officeDocument/2006/relationships" xmlns:w="http://schemas.openxmlformats.org/wordprocessingml/2006/main" xmlns:w14="http://schemas.microsoft.com/office/word/2010/wordml" xmlns:w15="http://schemas.microsoft.com/office/word/2012/wordml" xmlns:w16cex="http://schemas.microsoft.com/office/word/2018/wordml/cex" xmlns:w16cid="http://schemas.microsoft.com/office/word/2016/wordml/cid" xmlns:w16="http://schemas.microsoft.com/office/word/2018/wordml" xmlns:w16sdtdh="http://schemas.microsoft.com/office/word/2020/wordml/sdtdatahash" xmlns:w16se="http://schemas.microsoft.com/office/word/2015/wordml/symex" mc:Ignorable="w14 w15 w16se w16cid w16 w16cex w16sdtdh">
   <w:docDefaults>
     <w:rPrDefault>
       <w:rPr>
